--- a/Memoria_PFG_OPTICA27marzo.docx
+++ b/Memoria_PFG_OPTICA27marzo.docx
@@ -474,6 +474,14 @@
           <w:color w:val="FFFFFF" w:themeColor="background1"/>
         </w:rPr>
         <w:t>Luz Álvarez</w:t>
+      </w:r>
+      <w:r>
+        <w:rPr>
+          <w:b/>
+          <w:bCs/>
+          <w:color w:val="FFFFFF" w:themeColor="background1"/>
+        </w:rPr>
+        <w:t xml:space="preserve"> Moreno</w:t>
       </w:r>
     </w:p>
     <w:p>
@@ -4284,6 +4292,9 @@
       </w:r>
       <w:proofErr w:type="spellStart"/>
       <w:r>
+        <w:rPr>
+          <w:rFonts w:ascii="Arial" w:hAnsi="Arial" w:cs="Arial"/>
+        </w:rPr>
         <w:t>developed</w:t>
       </w:r>
       <w:proofErr w:type="spellEnd"/>
@@ -7074,7 +7085,7 @@
           <w:noProof/>
         </w:rPr>
         <w:drawing>
-          <wp:inline distT="0" distB="0" distL="0" distR="0" wp14:anchorId="2E5C4D5A" wp14:editId="638026A8">
+          <wp:inline distT="0" distB="0" distL="0" distR="0" wp14:anchorId="2E5C4D5A" wp14:editId="4322B1C1">
             <wp:extent cx="5400040" cy="3055620"/>
             <wp:effectExtent l="0" t="0" r="0" b="0"/>
             <wp:docPr id="1695631796" name="Imagen 1"/>
@@ -7434,7 +7445,7 @@
           <w:noProof/>
         </w:rPr>
         <w:drawing>
-          <wp:inline distT="0" distB="0" distL="0" distR="0" wp14:anchorId="103AF03D" wp14:editId="383EFD17">
+          <wp:inline distT="0" distB="0" distL="0" distR="0" wp14:anchorId="103AF03D" wp14:editId="447477BF">
             <wp:extent cx="5400040" cy="2534920"/>
             <wp:effectExtent l="0" t="0" r="0" b="0"/>
             <wp:docPr id="1385629389" name="Imagen 5"/>
